--- a/documents/Titus_Ave_Board_Memo.docx
+++ b/documents/Titus_Ave_Board_Memo.docx
@@ -172,7 +172,7 @@
                 <w:sz w:val="20"/>
                 <w:szCs w:val="20"/>
               </w:rPr>
-              <w:t xml:space="preserve">September 10, 2026</w:t>
+              <w:t xml:space="preserve">September 9, 2026 (for the public hearing of September 10, 2026)</w:t>
             </w:r>
           </w:p>
         </w:tc>
@@ -194,13 +194,25 @@
           <w:sz w:val="20"/>
           <w:szCs w:val="20"/>
         </w:rPr>
-        <w:t xml:space="preserve">The Board may grant this application only if it finds ALL FIVE criteria below satisfied. RSA 674:33, I(a)(2) (listing subparagraphs (A) through (E) conjunctively). If even one fails, denial is required regardless of the others. This memorandum sets out the controlling statutory text, the governing New Hampshire case law, and the specific facts of record, drawn from the applicant's own submission (“App.”, cited by packet page number), demonstrating that at least three of the five criteria are not met on this record.</w:t>
+        <w:t xml:space="preserve">The Board may grant this application only if it finds ALL FIVE criteria below satisfied. RSA 674:33, I(a)(2) (listing subparagraphs (A) through (E) conjunctively). The burden of proof on each criterion rests with the applicant. Harrington v. Town of Warner, 152 N.H. 74 (2005). If even one criterion fails, denial is required regardless of the others. This memorandum sets out the controlling statutory text, the governing New Hampshire case law, and the specific facts of record, drawn from the applicant's own submission (“App.”, cited by packet page number), demonstrating that at least three of the five criteria are not met on this record.</w:t>
+      </w:r>
+    </w:p>
+    <w:p>
+      <w:pPr>
+        <w:spacing w:after="90" w:line="300"/>
+      </w:pPr>
+      <w:r>
+        <w:rPr>
+          <w:sz w:val="20"/>
+          <w:szCs w:val="20"/>
+        </w:rPr>
+        <w:t xml:space="preserve">I want to be clear at the outset that I support more housing in Manchester, and I supported the City's decision this year to rewrite its zoning ordinance to get more of it built. This memorandum does not ask the Board to keep housing out of the city. It asks the Board to respect where the City, six months ago, decided this kind of housing goes.</w:t>
       </w:r>
     </w:p>
     <w:p>
       <w:pPr>
         <w:shd w:fill="8B0000" w:val="clear"/>
-        <w:spacing w:after="100" w:before="260"/>
+        <w:spacing w:before="260" w:after="100"/>
       </w:pPr>
       <w:r>
         <w:rPr>
@@ -215,7 +227,7 @@
     </w:p>
     <w:p>
       <w:pPr>
-        <w:spacing w:after="60" w:before="100"/>
+        <w:spacing w:before="100" w:after="60"/>
       </w:pPr>
       <w:r>
         <w:rPr>
@@ -237,7 +249,7 @@
           <w:sz w:val="20"/>
           <w:szCs w:val="20"/>
         </w:rPr>
-        <w:t xml:space="preserve">A variance is only “contrary to the public interest” if it would “unduly, and in a marked degree” conflict with the ordinance such that it violates the ordinance’s “basic zoning objectives.” </w:t>
+        <w:t xml:space="preserve">A variance is “contrary to the public interest” if it would “unduly, and in a marked degree” conflict with the ordinance such that it violates the ordinance’s “basic zoning objectives.” </w:t>
       </w:r>
       <w:r>
         <w:rPr>
@@ -269,12 +281,12 @@
           <w:sz w:val="20"/>
           <w:szCs w:val="20"/>
         </w:rPr>
-        <w:t xml:space="preserve">, 162 N.H. 508, 514 (2011). The Board asks two things: would the variance (a) alter the essential character of the locality, or (b) threaten public health, safety, or welfare? “Mere conflict with the terms of the ordinance is insufficient.” Harborside at 514.</w:t>
-      </w:r>
-    </w:p>
-    <w:p>
-      <w:pPr>
-        <w:spacing w:after="60" w:before="100"/>
+        <w:t xml:space="preserve">, 162 N.H. 508, 514 (2011). The Board asks two things: would the variance (a) alter the essential character of the locality, or (b) threaten public health, safety, or welfare? The basic zoning objective at issue here is the one the City itself set for this parcel: one-family residential use.</w:t>
+      </w:r>
+    </w:p>
+    <w:p>
+      <w:pPr>
+        <w:spacing w:before="100" w:after="60"/>
       </w:pPr>
       <w:r>
         <w:rPr>
@@ -298,118 +310,77 @@
       </w:pPr>
       <w:r>
         <w:rPr>
-          <w:sz w:val="20"/>
-          <w:szCs w:val="20"/>
-        </w:rPr>
-        <w:t xml:space="preserve">No traffic study, parking study, or lighting study anywhere in the application.</w:t>
-      </w:r>
-    </w:p>
-    <w:p>
-      <w:pPr>
-        <w:pStyle w:val="ListParagraph"/>
-        <w:numPr>
-          <w:ilvl w:val="0"/>
-          <w:numId w:val="2"/>
-        </w:numPr>
-        <w:spacing w:after="70" w:line="290"/>
-      </w:pPr>
-      <w:r>
-        <w:rPr>
-          <w:sz w:val="20"/>
-          <w:szCs w:val="20"/>
-        </w:rPr>
-        <w:t xml:space="preserve">Only 20 parking spaces proposed for 13 units — potentially 40+ residents.</w:t>
-      </w:r>
-    </w:p>
-    <w:p>
-      <w:pPr>
-        <w:pStyle w:val="ListParagraph"/>
-        <w:numPr>
-          <w:ilvl w:val="0"/>
-          <w:numId w:val="2"/>
-        </w:numPr>
-        <w:spacing w:after="70" w:line="290"/>
-      </w:pPr>
-      <w:r>
-        <w:rPr>
-          <w:sz w:val="20"/>
-          <w:szCs w:val="20"/>
-        </w:rPr>
-        <w:t xml:space="preserve">The zoning review sheet requires Site Lighting Standards (§8.5) but marks it “Not Shown,” with the reviewer noting only “Can Comply” — unverified, not confirmed.</w:t>
-      </w:r>
-    </w:p>
-    <w:p>
-      <w:pPr>
-        <w:pStyle w:val="ListParagraph"/>
-        <w:numPr>
-          <w:ilvl w:val="0"/>
-          <w:numId w:val="2"/>
-        </w:numPr>
-        <w:spacing w:after="70" w:line="290"/>
-      </w:pPr>
-      <w:r>
-        <w:rPr>
-          <w:sz w:val="20"/>
-          <w:szCs w:val="20"/>
-        </w:rPr>
-        <w:t xml:space="preserve">Manchester Site Plan Regs §9.1(A)(1) exempts only “residential projects creating fewer than 10 dwelling units” from traffic documentation. This project (13 units) exceeds that — a traffic-impact letter is required at minimum under §9.1(A)(2); a full study is the standard example for projects over 50 units or affecting a signalized intersection (§9.1(A)(3)).</w:t>
-      </w:r>
-    </w:p>
-    <w:p>
-      <w:pPr>
-        <w:pStyle w:val="ListParagraph"/>
-        <w:numPr>
-          <w:ilvl w:val="0"/>
-          <w:numId w:val="2"/>
-        </w:numPr>
-        <w:spacing w:after="70" w:line="290"/>
-      </w:pPr>
-      <w:r>
-        <w:rPr>
-          <w:sz w:val="20"/>
-          <w:szCs w:val="20"/>
-        </w:rPr>
-        <w:t xml:space="preserve">NH DOT’s own traffic documentation guidance separately treats 0–10 units as the minimal tier for residential projects — 13 units clears this external benchmark too.</w:t>
-      </w:r>
-    </w:p>
-    <w:p>
-      <w:pPr>
-        <w:pStyle w:val="ListParagraph"/>
-        <w:numPr>
-          <w:ilvl w:val="0"/>
-          <w:numId w:val="2"/>
-        </w:numPr>
-        <w:spacing w:after="70" w:line="290"/>
-      </w:pPr>
-      <w:r>
-        <w:rPr>
-          <w:sz w:val="20"/>
-          <w:szCs w:val="20"/>
-        </w:rPr>
-        <w:t xml:space="preserve">The applicant's own memo (App. p. 11, criterion 1, Dubay Group memo to ZBA dated May 20, 2026) offers only that the neighborhood “comprises of a mix of various uses” and the project is a “reasonable transition” — an assertion, not a study. No trip generation, sight distance, or vehicle count data is offered anywhere in the application.</w:t>
-      </w:r>
-    </w:p>
-    <w:p>
-      <w:pPr>
-        <w:pStyle w:val="ListParagraph"/>
-        <w:numPr>
-          <w:ilvl w:val="0"/>
-          <w:numId w:val="2"/>
-        </w:numPr>
-        <w:spacing w:after="70" w:line="290"/>
-      </w:pPr>
-      <w:r>
-        <w:rPr>
-          <w:sz w:val="20"/>
-          <w:szCs w:val="20"/>
-        </w:rPr>
-        <w:t xml:space="preserve">Zoning Review Sheet (App. p. 6, Article 8 table) lists “Visibility at Intersections” as required under §8.4 with the remark “No Information” — an unaddressed safety standard at a corner lot.</w:t>
+          <w:b/>
+          <w:bCs/>
+          <w:sz w:val="20"/>
+          <w:szCs w:val="20"/>
+        </w:rPr>
+        <w:t xml:space="preserve">The ordinance is six months old. </w:t>
+      </w:r>
+      <w:r>
+        <w:rPr>
+          <w:sz w:val="20"/>
+          <w:szCs w:val="20"/>
+        </w:rPr>
+        <w:t xml:space="preserve">The Board of Mayor and Aldermen adopted the new Manchester Land Use Code on December 16, 2025, after a public process that began in 2021, and it took effect March 1, 2026 — the ordinance the denial letter itself cites as “passed to be ordained on March 1, 2026” (App. p. 1). It was the first comprehensive rewrite since 2001, and its stated purpose was to increase the housing supply. In that rewrite the City decided, district by district, where townhouses and multifamily buildings belong. It kept this parcel, and this corner, in R-1B, Residential One-Family (App. pp. 2, 14).</w:t>
+      </w:r>
+    </w:p>
+    <w:p>
+      <w:pPr>
+        <w:pStyle w:val="ListParagraph"/>
+        <w:numPr>
+          <w:ilvl w:val="0"/>
+          <w:numId w:val="2"/>
+        </w:numPr>
+        <w:spacing w:after="70" w:line="290"/>
+      </w:pPr>
+      <w:r>
+        <w:rPr>
+          <w:b/>
+          <w:bCs/>
+          <w:sz w:val="20"/>
+          <w:szCs w:val="20"/>
+        </w:rPr>
+        <w:t xml:space="preserve">The “transition” theory is answered by the map. </w:t>
+      </w:r>
+      <w:r>
+        <w:rPr>
+          <w:sz w:val="20"/>
+          <w:szCs w:val="20"/>
+        </w:rPr>
+        <w:t xml:space="preserve">The applicant's memo (App. p. 11, criterion 1) argues the project is a “reasonable transition” between the 96-unit Laurel Ridge complex across Titus Avenue and the single-family homes to the north. The aldermen redrew this map with full knowledge of Laurel Ridge, Mount Zion Christian School, and Pine Grove Cemetery — every one of them appears on the applicant's own Zoning Exhibit (App. p. 14) — and placed the transition at this lot line. A variance would relocate that line by private application, six months after the City drew it through the legislative process. That is a conflict with the ordinance's basic objective in the most direct sense.</w:t>
+      </w:r>
+    </w:p>
+    <w:p>
+      <w:pPr>
+        <w:pStyle w:val="ListParagraph"/>
+        <w:numPr>
+          <w:ilvl w:val="0"/>
+          <w:numId w:val="2"/>
+        </w:numPr>
+        <w:spacing w:after="70" w:line="290"/>
+      </w:pPr>
+      <w:r>
+        <w:rPr>
+          <w:b/>
+          <w:bCs/>
+          <w:sz w:val="20"/>
+          <w:szCs w:val="20"/>
+        </w:rPr>
+        <w:t xml:space="preserve">The record contains no evidence on health, safety, or welfare. </w:t>
+      </w:r>
+      <w:r>
+        <w:rPr>
+          <w:sz w:val="20"/>
+          <w:szCs w:val="20"/>
+        </w:rPr>
+        <w:t xml:space="preserve">There is no traffic, trip-generation, sight-distance, or lighting analysis anywhere in the application. The Zoning Review Sheet lists “Visibility at Intersections” (§8.4) as required with the remark “No Information” (App. p. 6) — an unaddressed standard at a corner lot on Calef Road — and marks Site Lighting Standards (§8.5) “Not Shown” (App. p. 6). The applicant's memo offers only that the neighborhood “comprises of a mix of various uses” (App. p. 11). The Planning Board would examine some of these matters at site-plan review if a variance were granted; that is precisely why the Board should not find criterion (A) satisfied now on a record that says nothing about them.</w:t>
       </w:r>
     </w:p>
     <w:p>
       <w:pPr>
         <w:shd w:fill="8B0000" w:val="clear"/>
-        <w:spacing w:after="100" w:before="260"/>
+        <w:spacing w:before="260" w:after="100"/>
       </w:pPr>
       <w:r>
         <w:rPr>
@@ -424,7 +395,7 @@
     </w:p>
     <w:p>
       <w:pPr>
-        <w:spacing w:after="60" w:before="100"/>
+        <w:spacing w:before="100" w:after="60"/>
       </w:pPr>
       <w:r>
         <w:rPr>
@@ -483,7 +454,7 @@
     </w:p>
     <w:p>
       <w:pPr>
-        <w:spacing w:after="60" w:before="100"/>
+        <w:spacing w:before="100" w:after="60"/>
       </w:pPr>
       <w:r>
         <w:rPr>
@@ -658,27 +629,97 @@
       </w:pPr>
       <w:r>
         <w:rPr>
-          <w:sz w:val="20"/>
-          <w:szCs w:val="20"/>
-        </w:rPr>
-        <w:t xml:space="preserve">Items 1 and 3 make this a use variance, not merely a dimensional one — a request to override what the R-1B district is designed to be, stacked with four further dimensional variances. See Boccia v. City of Portsmouth, 151 N.H. 85 (2004) (recognizing the distinction between use and area variances); RSA 674:33, I(b)(3) (the current, unified standard applies identically to both).</w:t>
-      </w:r>
-    </w:p>
-    <w:p>
-      <w:pPr>
-        <w:pStyle w:val="ListParagraph"/>
-        <w:numPr>
-          <w:ilvl w:val="0"/>
-          <w:numId w:val="2"/>
-        </w:numPr>
-        <w:spacing w:after="70" w:line="290"/>
-      </w:pPr>
-      <w:r>
-        <w:rPr>
-          <w:sz w:val="20"/>
-          <w:szCs w:val="20"/>
-        </w:rPr>
-        <w:t xml:space="preserve">R-1B is defined on the zoning review sheet (App. p. 2) as “Residential One-Family — High Density.” The applicant's memo (App. p. 11, criterion 2) argues the district's “spirit” is to “provide higher density residential neighborhoods” — but the district's own name specifies one-family housing at higher density, not multifamily buildings.</w:t>
+          <w:b/>
+          <w:bCs/>
+          <w:sz w:val="20"/>
+          <w:szCs w:val="20"/>
+        </w:rPr>
+        <w:t xml:space="preserve">Items 1 and 3 are use variances. </w:t>
+      </w:r>
+      <w:r>
+        <w:rPr>
+          <w:sz w:val="20"/>
+          <w:szCs w:val="20"/>
+        </w:rPr>
+        <w:t xml:space="preserve">The 2010 amendment to RSA 674:33 applies one hardship test to use and dimensional variances alike, I(b)(3), but the question under this criterion is whether the relief conflicts with the ordinance's basic objectives. Overriding a district's principal permitted use and its permitted building types does so by definition. The four dimensional variances are stacked on top of that.</w:t>
+      </w:r>
+    </w:p>
+    <w:p>
+      <w:pPr>
+        <w:pStyle w:val="ListParagraph"/>
+        <w:numPr>
+          <w:ilvl w:val="0"/>
+          <w:numId w:val="2"/>
+        </w:numPr>
+        <w:spacing w:after="70" w:line="290"/>
+      </w:pPr>
+      <w:r>
+        <w:rPr>
+          <w:b/>
+          <w:bCs/>
+          <w:sz w:val="20"/>
+          <w:szCs w:val="20"/>
+        </w:rPr>
+        <w:t xml:space="preserve">The new ordinance allocates this housing type elsewhere. </w:t>
+      </w:r>
+      <w:r>
+        <w:rPr>
+          <w:sz w:val="20"/>
+          <w:szCs w:val="20"/>
+        </w:rPr>
+        <w:t xml:space="preserve">The Land Use Code assigns townhouse and multifamily building types to specific districts (Tables 4.3-A and 5.3-A). R-1B is not among them, which is why the City's reviewer marked both “Not Permitted” (App. pp. 2–3). The applicant's memo (App. p. 11, criterion 2) argues the R-1B district's “spirit” is to “provide higher density residential neighborhoods.” The district's own name — “Residential One-Family, High Density” (App. p. 2) — specifies one-family housing at higher density. Its spirit is small lots, not multifamily buildings.</w:t>
+      </w:r>
+    </w:p>
+    <w:p>
+      <w:pPr>
+        <w:pStyle w:val="ListParagraph"/>
+        <w:numPr>
+          <w:ilvl w:val="0"/>
+          <w:numId w:val="2"/>
+        </w:numPr>
+        <w:spacing w:after="70" w:line="290"/>
+      </w:pPr>
+      <w:r>
+        <w:rPr>
+          <w:b/>
+          <w:bCs/>
+          <w:sz w:val="20"/>
+          <w:szCs w:val="20"/>
+        </w:rPr>
+        <w:t xml:space="preserve">Even the most permissive density rule in the ordinance yields 8 units, not 13. </w:t>
+      </w:r>
+      <w:r>
+        <w:rPr>
+          <w:sz w:val="20"/>
+          <w:szCs w:val="20"/>
+        </w:rPr>
+        <w:t xml:space="preserve">§8.1.2 requires 6,000 SF of lot area per planned-development unit (App. p. 3: “6,000 x 13 units = 78,000”). At 49,484 SF, this parcel supports 8 units even under the planned-development standard. The applicant seeks 13 — 62% more than the land supports under any provision of the Code.</w:t>
+      </w:r>
+    </w:p>
+    <w:p>
+      <w:pPr>
+        <w:pStyle w:val="ListParagraph"/>
+        <w:numPr>
+          <w:ilvl w:val="0"/>
+          <w:numId w:val="2"/>
+        </w:numPr>
+        <w:spacing w:after="70" w:line="290"/>
+      </w:pPr>
+      <w:r>
+        <w:rPr>
+          <w:b/>
+          <w:bCs/>
+          <w:sz w:val="20"/>
+          <w:szCs w:val="20"/>
+        </w:rPr>
+        <w:t xml:space="preserve">The layout depends on planned-development standards the district does not extend to it. </w:t>
+      </w:r>
+      <w:r>
+        <w:rPr>
+          <w:sz w:val="20"/>
+          <w:szCs w:val="20"/>
+        </w:rPr>
+        <w:t xml:space="preserve">The Zoning Review marks §8.7 Planned Developments “N/C — Not Permitted within the District” (App. p. 6). The site plan nonetheless uses 10-foot side and rear setbacks (App. p. 13), where the base-district standards printed on the applicant's own Zoning Exhibit require 20-foot side and 30-foot rear yards for any “other structure or principal use” (App. p. 14, Note 2). The Board should ask staff to confirm on the record that the six sections above are the complete list of relief this layout requires. A variance granted on an incomplete list is vulnerable to appeal.</w:t>
       </w:r>
     </w:p>
     <w:p>
@@ -701,7 +742,7 @@
     <w:p>
       <w:pPr>
         <w:shd w:fill="8B0000" w:val="clear"/>
-        <w:spacing w:after="100" w:before="260"/>
+        <w:spacing w:before="260" w:after="100"/>
       </w:pPr>
       <w:r>
         <w:rPr>
@@ -716,7 +757,7 @@
     </w:p>
     <w:p>
       <w:pPr>
-        <w:spacing w:after="60" w:before="100"/>
+        <w:spacing w:before="100" w:after="60"/>
       </w:pPr>
       <w:r>
         <w:rPr>
@@ -759,7 +800,7 @@
     </w:p>
     <w:p>
       <w:pPr>
-        <w:spacing w:after="60" w:before="100"/>
+        <w:spacing w:before="100" w:after="60"/>
       </w:pPr>
       <w:r>
         <w:rPr>
@@ -803,30 +844,47 @@
           <w:sz w:val="20"/>
           <w:szCs w:val="20"/>
         </w:rPr>
-        <w:t xml:space="preserve">There is no real “loss” to weigh in the first place — the applicant's own plans (App. p. 15; see Criterion 5) show a fully conforming, profitable 5-lot alternative already exists on this same parcel.</w:t>
-      </w:r>
-    </w:p>
-    <w:p>
-      <w:pPr>
-        <w:pStyle w:val="ListParagraph"/>
-        <w:numPr>
-          <w:ilvl w:val="0"/>
-          <w:numId w:val="2"/>
-        </w:numPr>
-        <w:spacing w:after="70" w:line="290"/>
-      </w:pPr>
-      <w:r>
-        <w:rPr>
-          <w:sz w:val="20"/>
-          <w:szCs w:val="20"/>
-        </w:rPr>
-        <w:t xml:space="preserve">The applicant's memo does not address the countervailing public loss: overflow parking onto Titus Ave, Calef Road, and Mystic Street; and added traffic at an unstudied intersection.</w:t>
+        <w:t xml:space="preserve">There is no real “loss” to weigh in the first place — the applicant's own plans (App. p. 15; see Criterion 5) show a fully conforming 5-lot alternative already exists on this same parcel. Denial costs the applicant nothing but the difference between a permitted project and a preferred one.</w:t>
+      </w:r>
+    </w:p>
+    <w:p>
+      <w:pPr>
+        <w:pStyle w:val="ListParagraph"/>
+        <w:numPr>
+          <w:ilvl w:val="0"/>
+          <w:numId w:val="2"/>
+        </w:numPr>
+        <w:spacing w:after="70" w:line="290"/>
+      </w:pPr>
+      <w:r>
+        <w:rPr>
+          <w:sz w:val="20"/>
+          <w:szCs w:val="20"/>
+        </w:rPr>
+        <w:t xml:space="preserve">On the other side of the ledger, the gain to the general public from denial is the integrity of an ordinance the City adopted six months ago after four years of public work. The applicant's memo does not address the public side of the balance at all.</w:t>
+      </w:r>
+    </w:p>
+    <w:p>
+      <w:pPr>
+        <w:pStyle w:val="ListParagraph"/>
+        <w:numPr>
+          <w:ilvl w:val="0"/>
+          <w:numId w:val="2"/>
+        </w:numPr>
+        <w:spacing w:after="70" w:line="290"/>
+      </w:pPr>
+      <w:r>
+        <w:rPr>
+          <w:sz w:val="20"/>
+          <w:szCs w:val="20"/>
+        </w:rPr>
+        <w:t xml:space="preserve">On consistency with the area's present use: within the R-1B district, the residential lots surrounding this parcel — along its 313-foot north line on Mystic Street, on Titus Avenue to the east, and on Calef Road — are single-family homes (App. pp. 9, 13, 14).</w:t>
       </w:r>
     </w:p>
     <w:p>
       <w:pPr>
         <w:shd w:fill="8B0000" w:val="clear"/>
-        <w:spacing w:after="100" w:before="260"/>
+        <w:spacing w:before="260" w:after="100"/>
       </w:pPr>
       <w:r>
         <w:rPr>
@@ -841,7 +899,7 @@
     </w:p>
     <w:p>
       <w:pPr>
-        <w:spacing w:after="60" w:before="100"/>
+        <w:spacing w:before="100" w:after="60"/>
       </w:pPr>
       <w:r>
         <w:rPr>
@@ -863,7 +921,7 @@
           <w:sz w:val="20"/>
           <w:szCs w:val="20"/>
         </w:rPr>
-        <w:t xml:space="preserve">The applicant bears the burden of showing the variance will not diminish surrounding property values; unsupported assertions are insufficient. See generally </w:t>
+        <w:t xml:space="preserve">The applicant bears the burden of proving each of the five criteria, including that the variance will not diminish the value of surrounding properties. </w:t>
       </w:r>
       <w:r>
         <w:rPr>
@@ -872,19 +930,19 @@
           <w:sz w:val="20"/>
           <w:szCs w:val="20"/>
         </w:rPr>
-        <w:t xml:space="preserve">Governor’s Island Club v. Town of Gilford</w:t>
-      </w:r>
-      <w:r>
-        <w:rPr>
-          <w:sz w:val="20"/>
-          <w:szCs w:val="20"/>
-        </w:rPr>
-        <w:t xml:space="preserve">, 124 N.H. 126, 130 (1983).</w:t>
-      </w:r>
-    </w:p>
-    <w:p>
-      <w:pPr>
-        <w:spacing w:after="60" w:before="100"/>
+        <w:t xml:space="preserve">Harrington v. Town of Warner</w:t>
+      </w:r>
+      <w:r>
+        <w:rPr>
+          <w:sz w:val="20"/>
+          <w:szCs w:val="20"/>
+        </w:rPr>
+        <w:t xml:space="preserve">, 152 N.H. 74 (2005). An unsupported assertion by the applicant's own engineer does not carry that burden.</w:t>
+      </w:r>
+    </w:p>
+    <w:p>
+      <w:pPr>
+        <w:spacing w:before="100" w:after="60"/>
       </w:pPr>
       <w:r>
         <w:rPr>
@@ -911,47 +969,64 @@
           <w:sz w:val="20"/>
           <w:szCs w:val="20"/>
         </w:rPr>
-        <w:t xml:space="preserve">The applicant's memo (App. p. 12, criterion 4) states only that there is “ample buffering” and the project “would not negatively affect surrounding properties.” No appraisal, market study, or real estate data appears anywhere in the application — contrast the standard practice of submitting a licensed appraiser's opinion, as documented in comparable applications before other NH boards (e.g., Bold Steps Clinic application, Peterborough ZBA, 2026, citing a market analysis from a named real estate broker).</w:t>
-      </w:r>
-    </w:p>
-    <w:p>
-      <w:pPr>
-        <w:pStyle w:val="ListParagraph"/>
-        <w:numPr>
-          <w:ilvl w:val="0"/>
-          <w:numId w:val="2"/>
-        </w:numPr>
-        <w:spacing w:after="70" w:line="290"/>
-      </w:pPr>
-      <w:r>
-        <w:rPr>
-          <w:sz w:val="20"/>
-          <w:szCs w:val="20"/>
-        </w:rPr>
-        <w:t xml:space="preserve">Every abutting lot is currently single-family (App. p. 9, GIS parcel map; App. p. 14, Zoning Exhibit); a 3-story, 13-unit complex is a direct change to the immediate streetscape's character that the applicant's memo doesn't quantify.</w:t>
-      </w:r>
-    </w:p>
-    <w:p>
-      <w:pPr>
-        <w:pStyle w:val="ListParagraph"/>
-        <w:numPr>
-          <w:ilvl w:val="0"/>
-          <w:numId w:val="2"/>
-        </w:numPr>
-        <w:spacing w:after="70" w:line="290"/>
-      </w:pPr>
-      <w:r>
-        <w:rPr>
-          <w:sz w:val="20"/>
-          <w:szCs w:val="20"/>
-        </w:rPr>
-        <w:t xml:space="preserve">Optional, lower-certainty point: the Court has referenced but never formally adopted a “cumulative effect” concept for weighing multiple nearby developments together — Bacon v. Town of Enfield (2004). Given the existing 96-unit complex across the street, this could support an argument about concentrated density at one intersection, though it carries less settled legal weight.</w:t>
+        <w:t xml:space="preserve">The applicant's entire showing on this criterion is one paragraph (App. p. 12, criterion 4): there is “ample buffering” and the project “would not negatively affect surrounding existing properties.” No appraisal, market study, comparable sales, or real-estate data appears anywhere in the application. The engineer who wrote that sentence is not a licensed appraiser and cites no source for it.</w:t>
+      </w:r>
+    </w:p>
+    <w:p>
+      <w:pPr>
+        <w:pStyle w:val="ListParagraph"/>
+        <w:numPr>
+          <w:ilvl w:val="0"/>
+          <w:numId w:val="2"/>
+        </w:numPr>
+        <w:spacing w:after="70" w:line="290"/>
+      </w:pPr>
+      <w:r>
+        <w:rPr>
+          <w:sz w:val="20"/>
+          <w:szCs w:val="20"/>
+        </w:rPr>
+        <w:t xml:space="preserve">The homes surrounding this parcel in the R-1B district — on Mystic Street along the parcel's north line, on Titus Avenue to the east, and on Calef Road — are single-family (App. p. 9, GIS parcel map; App. p. 13, site plan; App. p. 14, Zoning Exhibit). A three-story, 13-unit development placed among them is a change in the character of those streets that the applicant's memo neither quantifies nor addresses. For most of the families who own those homes, the house is the largest asset they will ever hold.</w:t>
+      </w:r>
+    </w:p>
+    <w:p>
+      <w:pPr>
+        <w:pStyle w:val="ListParagraph"/>
+        <w:numPr>
+          <w:ilvl w:val="0"/>
+          <w:numId w:val="2"/>
+        </w:numPr>
+        <w:spacing w:after="70" w:line="290"/>
+      </w:pPr>
+      <w:r>
+        <w:rPr>
+          <w:sz w:val="20"/>
+          <w:szCs w:val="20"/>
+        </w:rPr>
+        <w:t xml:space="preserve">The only valuation data in the record is the City's assessment card (App. p. 7): the parcel is assessed as vacant residential buildable land, and it sold in July 2024 for $150,000. The applicant's own by-right plan divides it into five building lots (App. p. 15). Nothing in the record suggests the conforming use is uneconomic; the open question under this criterion is the neighbors' values, and on that the record is silent.</w:t>
+      </w:r>
+    </w:p>
+    <w:p>
+      <w:pPr>
+        <w:pStyle w:val="ListParagraph"/>
+        <w:numPr>
+          <w:ilvl w:val="0"/>
+          <w:numId w:val="2"/>
+        </w:numPr>
+        <w:spacing w:after="70" w:line="290"/>
+      </w:pPr>
+      <w:r>
+        <w:rPr>
+          <w:sz w:val="20"/>
+          <w:szCs w:val="20"/>
+        </w:rPr>
+        <w:t xml:space="preserve">The Board is entitled to weigh testimony from nearby owners about the effect on their own properties. Several will speak at the hearing. The applicant has offered nothing to weigh against them.</w:t>
       </w:r>
     </w:p>
     <w:p>
       <w:pPr>
         <w:shd w:fill="8B0000" w:val="clear"/>
-        <w:spacing w:after="100" w:before="260"/>
+        <w:spacing w:before="260" w:after="100"/>
       </w:pPr>
       <w:r>
         <w:rPr>
@@ -966,7 +1041,7 @@
     </w:p>
     <w:p>
       <w:pPr>
-        <w:spacing w:after="60" w:before="100"/>
+        <w:spacing w:before="100" w:after="60"/>
       </w:pPr>
       <w:r>
         <w:rPr>
@@ -988,7 +1063,7 @@
           <w:sz w:val="20"/>
           <w:szCs w:val="20"/>
         </w:rPr>
-        <w:t xml:space="preserve">Requires EITHER (A)(i) “no fair and substantial relationship exists between the general public purposes of the ordinance provision and the specific application of that provision to the property,” AND (ii) “the proposed use is a reasonable one” — RSA 674:33, I(b)(1); OR (B) if (A) isn’t established, the property “cannot be reasonably used in strict conformance with the ordinance, and a variance is therefore necessary to enable a reasonable use of it” — RSA 674:33, I(b)(2). Applies identically to use and dimensional variances — I(b)(3). This unified test originates in </w:t>
+        <w:t xml:space="preserve">Requires EITHER (A)(i) “no fair and substantial relationship exists between the general public purposes of the ordinance provision and the specific application of that provision to the property,” AND (ii) “the proposed use is a reasonable one” — RSA 674:33, I(b)(1); OR (B) if (A) isn’t established, the property “cannot be reasonably used in strict conformance with the ordinance, and a variance is therefore necessary to enable a reasonable use of it” — RSA 674:33, I(b)(2). Both branches begin with “special conditions of the property that distinguish it from other properties in the area.” Applies identically to use and dimensional variances — I(b)(3). This unified test originates in </w:t>
       </w:r>
       <w:r>
         <w:rPr>
@@ -1018,7 +1093,7 @@
           <w:sz w:val="20"/>
           <w:szCs w:val="20"/>
         </w:rPr>
-        <w:t xml:space="preserve">Financial or economic hardship is not, by itself, sufficient to establish unnecessary hardship. </w:t>
+        <w:t xml:space="preserve">The “special conditions” must be conditions of the land itself, not of the proposed use. </w:t>
       </w:r>
       <w:r>
         <w:rPr>
@@ -1027,14 +1102,23 @@
           <w:sz w:val="20"/>
           <w:szCs w:val="20"/>
         </w:rPr>
-        <w:t xml:space="preserve">Olszak v. Town of New Hampton</w:t>
-      </w:r>
-      <w:r>
-        <w:rPr>
-          <w:sz w:val="20"/>
-          <w:szCs w:val="20"/>
-        </w:rPr>
-        <w:t xml:space="preserve">, 139 N.H. 723, 726 (1995); </w:t>
+        <w:t xml:space="preserve">Bacon v. Town of Enfield</w:t>
+      </w:r>
+      <w:r>
+        <w:rPr>
+          <w:sz w:val="20"/>
+          <w:szCs w:val="20"/>
+        </w:rPr>
+        <w:t xml:space="preserve">, 150 N.H. 468 (2004). </w:t>
+      </w:r>
+      <w:r>
+        <w:rPr>
+          <w:b/>
+          <w:bCs/>
+          <w:sz w:val="20"/>
+          <w:szCs w:val="20"/>
+        </w:rPr>
+        <w:t xml:space="preserve">Financial or economic hardship is not, by itself, sufficient. </w:t>
       </w:r>
       <w:r>
         <w:rPr>
@@ -1043,14 +1127,14 @@
           <w:sz w:val="20"/>
           <w:szCs w:val="20"/>
         </w:rPr>
-        <w:t xml:space="preserve">Governor’s Island Club v. Town of Gilford</w:t>
-      </w:r>
-      <w:r>
-        <w:rPr>
-          <w:sz w:val="20"/>
-          <w:szCs w:val="20"/>
-        </w:rPr>
-        <w:t xml:space="preserve">, 124 N.H. 126, 130 (1983). Nor do personal circumstances of the landowner establish hardship — </w:t>
+        <w:t xml:space="preserve">Olszak v. Town of New Hampton</w:t>
+      </w:r>
+      <w:r>
+        <w:rPr>
+          <w:sz w:val="20"/>
+          <w:szCs w:val="20"/>
+        </w:rPr>
+        <w:t xml:space="preserve">, 139 N.H. 723, 726 (1995); </w:t>
       </w:r>
       <w:r>
         <w:rPr>
@@ -1059,6 +1143,22 @@
           <w:sz w:val="20"/>
           <w:szCs w:val="20"/>
         </w:rPr>
+        <w:t xml:space="preserve">Governor’s Island Club v. Town of Gilford</w:t>
+      </w:r>
+      <w:r>
+        <w:rPr>
+          <w:sz w:val="20"/>
+          <w:szCs w:val="20"/>
+        </w:rPr>
+        <w:t xml:space="preserve">, 124 N.H. 126, 130 (1983). Nor do personal circumstances of the landowner establish hardship — </w:t>
+      </w:r>
+      <w:r>
+        <w:rPr>
+          <w:i/>
+          <w:iCs/>
+          <w:sz w:val="20"/>
+          <w:szCs w:val="20"/>
+        </w:rPr>
         <w:t xml:space="preserve">Ryan v. City of Manchester</w:t>
       </w:r>
       <w:r>
@@ -1066,12 +1166,28 @@
           <w:sz w:val="20"/>
           <w:szCs w:val="20"/>
         </w:rPr>
-        <w:t xml:space="preserve">, 123 N.H. 170, 174 (1983) (landowner’s own health problems did not justify a home-business variance).</w:t>
-      </w:r>
-    </w:p>
-    <w:p>
-      <w:pPr>
-        <w:spacing w:after="60" w:before="100"/>
+        <w:t xml:space="preserve">, 123 N.H. 170, 174 (1983). And while purchasing with knowledge of the zoning restriction does not by itself bar a variance, it is a factor the Board may properly weigh. </w:t>
+      </w:r>
+      <w:r>
+        <w:rPr>
+          <w:i/>
+          <w:iCs/>
+          <w:sz w:val="20"/>
+          <w:szCs w:val="20"/>
+        </w:rPr>
+        <w:t xml:space="preserve">Hill v. Town of Chester</w:t>
+      </w:r>
+      <w:r>
+        <w:rPr>
+          <w:sz w:val="20"/>
+          <w:szCs w:val="20"/>
+        </w:rPr>
+        <w:t xml:space="preserve">, 146 N.H. 291 (2001).</w:t>
+      </w:r>
+    </w:p>
+    <w:p>
+      <w:pPr>
+        <w:spacing w:before="100" w:after="60"/>
       </w:pPr>
       <w:r>
         <w:rPr>
@@ -1586,67 +1702,146 @@
       </w:pPr>
       <w:r>
         <w:rPr>
-          <w:sz w:val="20"/>
-          <w:szCs w:val="20"/>
-        </w:rPr>
-        <w:t xml:space="preserve">The applicant's own memo (App. p. 11, criterion 3) states outright: “The property can support five (5) single family home lots meeting the underlying zoning.” A direct admission, by the applicant's own licensed engineer, that a fully conforming, reasonable use exists without any variance.</w:t>
-      </w:r>
-    </w:p>
-    <w:p>
-      <w:pPr>
-        <w:pStyle w:val="ListParagraph"/>
-        <w:numPr>
-          <w:ilvl w:val="0"/>
-          <w:numId w:val="2"/>
-        </w:numPr>
-        <w:spacing w:after="70" w:line="290"/>
-      </w:pPr>
-      <w:r>
-        <w:rPr>
-          <w:sz w:val="20"/>
-          <w:szCs w:val="20"/>
-        </w:rPr>
-        <w:t xml:space="preserve">Their stated reasons for preferring the townhouse version are convenience, not hardship (App. p. 11): four of five lots would need separate curb cuts on Calef Road; the site would need grading “built” into the slope for the single-family option; and, again, “the benefits to the applicant.”</w:t>
-      </w:r>
-    </w:p>
-    <w:p>
-      <w:pPr>
-        <w:pStyle w:val="ListParagraph"/>
-        <w:numPr>
-          <w:ilvl w:val="0"/>
-          <w:numId w:val="2"/>
-        </w:numPr>
-        <w:spacing w:after="70" w:line="290"/>
-      </w:pPr>
-      <w:r>
-        <w:rPr>
-          <w:sz w:val="20"/>
-          <w:szCs w:val="20"/>
-        </w:rPr>
-        <w:t xml:space="preserve">Neither branch of the statutory test is satisfied: (A)(i) fails because the lot-area and density limits bear an obvious relationship to their purpose here (controlling density and traffic on a residential corner); (B) fails because the property plainly can be reasonably used in strict conformance — the applicant's own engineer drew the plan proving it, App. p. 15.</w:t>
-      </w:r>
-    </w:p>
-    <w:p>
-      <w:pPr>
-        <w:pStyle w:val="ListParagraph"/>
-        <w:numPr>
-          <w:ilvl w:val="0"/>
-          <w:numId w:val="2"/>
-        </w:numPr>
-        <w:spacing w:after="70" w:line="290"/>
-      </w:pPr>
-      <w:r>
-        <w:rPr>
-          <w:sz w:val="20"/>
-          <w:szCs w:val="20"/>
-        </w:rPr>
-        <w:t xml:space="preserve">The general principle applies here as elsewhere in this line of cases: the hardship inquiry turns on whether a reasonable use exists under the ordinance as written, not on which use would be most advantageous to the owner. Simplex, 145 N.H. 727; Olszak, 139 N.H. at 726.</w:t>
+          <w:b/>
+          <w:bCs/>
+          <w:sz w:val="20"/>
+          <w:szCs w:val="20"/>
+        </w:rPr>
+        <w:t xml:space="preserve">The admission. </w:t>
+      </w:r>
+      <w:r>
+        <w:rPr>
+          <w:sz w:val="20"/>
+          <w:szCs w:val="20"/>
+        </w:rPr>
+        <w:t xml:space="preserve">The applicant's own memo (App. p. 11, criterion 3) states outright: “The property can support five (5) single family home lots meeting the underlying zoning.” That is a direct admission, by the applicant's own licensed engineer, that a fully conforming, reasonable use exists without any variance.</w:t>
+      </w:r>
+    </w:p>
+    <w:p>
+      <w:pPr>
+        <w:pStyle w:val="ListParagraph"/>
+        <w:numPr>
+          <w:ilvl w:val="0"/>
+          <w:numId w:val="2"/>
+        </w:numPr>
+        <w:spacing w:after="70" w:line="290"/>
+      </w:pPr>
+      <w:r>
+        <w:rPr>
+          <w:b/>
+          <w:bCs/>
+          <w:sz w:val="20"/>
+          <w:szCs w:val="20"/>
+        </w:rPr>
+        <w:t xml:space="preserve">The stated reasons are convenience, not hardship. </w:t>
+      </w:r>
+      <w:r>
+        <w:rPr>
+          <w:sz w:val="20"/>
+          <w:szCs w:val="20"/>
+        </w:rPr>
+        <w:t xml:space="preserve">(App. p. 11): four of five lots would need separate curb cuts on Calef Road; the site would need grading “built” into the slope for the single-family option; and, again, “the benefits to the applicant.”</w:t>
+      </w:r>
+    </w:p>
+    <w:p>
+      <w:pPr>
+        <w:pStyle w:val="ListParagraph"/>
+        <w:numPr>
+          <w:ilvl w:val="0"/>
+          <w:numId w:val="2"/>
+        </w:numPr>
+        <w:spacing w:after="70" w:line="290"/>
+      </w:pPr>
+      <w:r>
+        <w:rPr>
+          <w:b/>
+          <w:bCs/>
+          <w:sz w:val="20"/>
+          <w:szCs w:val="20"/>
+        </w:rPr>
+        <w:t xml:space="preserve">Branch (A) fails because the applicant identifies no special condition of the land. </w:t>
+      </w:r>
+      <w:r>
+        <w:rPr>
+          <w:sz w:val="20"/>
+          <w:szCs w:val="20"/>
+        </w:rPr>
+        <w:t xml:space="preserve">The memo's entire answer to (A)(i) (App. p. 12) is that the townhouses “fit well into the neighborhood while providing reasonable density in-kind with the area.” That is a statement about the proposed use and the surrounding neighborhood, not about this land — exactly what Bacon says does not count. The only physical feature the applicant mentions anywhere is slope, and the applicant's own by-right plan places five house lots on that slope. The general purpose of confining R-1B to one-family dwellings is to keep one-family neighborhoods one-family. Applying that provision to a parcel bordered on its longest side by single-family homes is the provision doing precisely its job; the relationship between purpose and application is as fair and substantial as it gets. To the extent the applicant relies on the parcel's “setting” near Laurel Ridge and the school, see Harborside, 162 N.H. at 514 (a property's setting may be a special condition), that setting is the one the City evaluated six months ago when it chose to keep this parcel in R-1B.</w:t>
+      </w:r>
+    </w:p>
+    <w:p>
+      <w:pPr>
+        <w:pStyle w:val="ListParagraph"/>
+        <w:numPr>
+          <w:ilvl w:val="0"/>
+          <w:numId w:val="2"/>
+        </w:numPr>
+        <w:spacing w:after="70" w:line="290"/>
+      </w:pPr>
+      <w:r>
+        <w:rPr>
+          <w:b/>
+          <w:bCs/>
+          <w:sz w:val="20"/>
+          <w:szCs w:val="20"/>
+        </w:rPr>
+        <w:t xml:space="preserve">Branch (B) fails on the applicant's own plan. </w:t>
+      </w:r>
+      <w:r>
+        <w:rPr>
+          <w:sz w:val="20"/>
+          <w:szCs w:val="20"/>
+        </w:rPr>
+        <w:t xml:space="preserve">The property plainly can be reasonably used in strict conformance — the applicant's own engineer drew the plan proving it (App. p. 15).</w:t>
+      </w:r>
+    </w:p>
+    <w:p>
+      <w:pPr>
+        <w:pStyle w:val="ListParagraph"/>
+        <w:numPr>
+          <w:ilvl w:val="0"/>
+          <w:numId w:val="2"/>
+        </w:numPr>
+        <w:spacing w:after="70" w:line="290"/>
+      </w:pPr>
+      <w:r>
+        <w:rPr>
+          <w:b/>
+          <w:bCs/>
+          <w:sz w:val="20"/>
+          <w:szCs w:val="20"/>
+        </w:rPr>
+        <w:t xml:space="preserve">The applicant bought a single-family lot. </w:t>
+      </w:r>
+      <w:r>
+        <w:rPr>
+          <w:sz w:val="20"/>
+          <w:szCs w:val="20"/>
+        </w:rPr>
+        <w:t xml:space="preserve">T&amp;L 2018, LLC purchased this parcel from the City of Manchester Parks &amp; Recreation Department on July 17, 2024, for $150,000, as vacant residential land in the R-1B district (App. p. 7). Under Hill, that does not bar the application, but the Board may weigh it: the applicant acquired a one-family parcel at a one-family price and now asks the Board to make it something else.</w:t>
+      </w:r>
+    </w:p>
+    <w:p>
+      <w:pPr>
+        <w:pStyle w:val="ListParagraph"/>
+        <w:numPr>
+          <w:ilvl w:val="0"/>
+          <w:numId w:val="2"/>
+        </w:numPr>
+        <w:spacing w:after="70" w:line="290"/>
+      </w:pPr>
+      <w:r>
+        <w:rPr>
+          <w:sz w:val="20"/>
+          <w:szCs w:val="20"/>
+        </w:rPr>
+        <w:t xml:space="preserve">The hardship inquiry turns on whether a reasonable use exists under the ordinance as written, not on which use would be most advantageous to the owner. Simplex, 145 N.H. 727; Olszak, 139 N.H. at 726.</w:t>
       </w:r>
     </w:p>
     <w:p>
       <w:pPr>
         <w:shd w:fill="8B0000" w:val="clear"/>
-        <w:spacing w:after="100" w:before="260"/>
+        <w:spacing w:before="260" w:after="100"/>
       </w:pPr>
       <w:r>
         <w:rPr>
@@ -1707,6 +1902,23 @@
           <w:sz w:val="20"/>
           <w:szCs w:val="20"/>
         </w:rPr>
+        <w:t xml:space="preserve">Harrington v. Town of Warner, 152 N.H. 74 (2005) — applicant bears the burden of proof on all five criteria</w:t>
+      </w:r>
+    </w:p>
+    <w:p>
+      <w:pPr>
+        <w:pStyle w:val="ListParagraph"/>
+        <w:numPr>
+          <w:ilvl w:val="0"/>
+          <w:numId w:val="2"/>
+        </w:numPr>
+        <w:spacing w:after="70" w:line="290"/>
+      </w:pPr>
+      <w:r>
+        <w:rPr>
+          <w:sz w:val="20"/>
+          <w:szCs w:val="20"/>
+        </w:rPr>
         <w:t xml:space="preserve">Simplex Technologies, Inc. v. Town of Newington, 145 N.H. 727 (2001) — unified hardship standard, later codified</w:t>
       </w:r>
     </w:p>
@@ -1724,6 +1936,23 @@
           <w:sz w:val="20"/>
           <w:szCs w:val="20"/>
         </w:rPr>
+        <w:t xml:space="preserve">Bacon v. Town of Enfield, 150 N.H. 468 (2004) — “special conditions” refers to the land itself, not the proposed use</w:t>
+      </w:r>
+    </w:p>
+    <w:p>
+      <w:pPr>
+        <w:pStyle w:val="ListParagraph"/>
+        <w:numPr>
+          <w:ilvl w:val="0"/>
+          <w:numId w:val="2"/>
+        </w:numPr>
+        <w:spacing w:after="70" w:line="290"/>
+      </w:pPr>
+      <w:r>
+        <w:rPr>
+          <w:sz w:val="20"/>
+          <w:szCs w:val="20"/>
+        </w:rPr>
         <w:t xml:space="preserve">Olszak v. Town of New Hampton, 139 N.H. 723, 726 (1995) — financial hardship insufficient alone</w:t>
       </w:r>
     </w:p>
@@ -1775,6 +2004,23 @@
           <w:sz w:val="20"/>
           <w:szCs w:val="20"/>
         </w:rPr>
+        <w:t xml:space="preserve">Hill v. Town of Chester, 146 N.H. 291 (2001) — purchase with knowledge is not a bar, but a factor the Board may weigh</w:t>
+      </w:r>
+    </w:p>
+    <w:p>
+      <w:pPr>
+        <w:pStyle w:val="ListParagraph"/>
+        <w:numPr>
+          <w:ilvl w:val="0"/>
+          <w:numId w:val="2"/>
+        </w:numPr>
+        <w:spacing w:after="70" w:line="290"/>
+      </w:pPr>
+      <w:r>
+        <w:rPr>
+          <w:sz w:val="20"/>
+          <w:szCs w:val="20"/>
+        </w:rPr>
         <w:t xml:space="preserve">Chester Rod &amp; Gun Club v. Town of Chester, 152 N.H. 577, 581 (2005) — “unduly, in a marked degree” test</w:t>
       </w:r>
     </w:p>
@@ -1792,7 +2038,7 @@
           <w:sz w:val="20"/>
           <w:szCs w:val="20"/>
         </w:rPr>
-        <w:t xml:space="preserve">Harborside Assocs. v. Parade Residence Hotel, 162 N.H. 508, 514 (2011) — applies test under current statute</w:t>
+        <w:t xml:space="preserve">Harborside Assocs. v. Parade Residence Hotel, 162 N.H. 508, 514 (2011) — applies test under current statute; a property's setting may be a “special condition”</w:t>
       </w:r>
     </w:p>
     <w:p>
@@ -1814,42 +2060,8 @@
     </w:p>
     <w:p>
       <w:pPr>
-        <w:pStyle w:val="ListParagraph"/>
-        <w:numPr>
-          <w:ilvl w:val="0"/>
-          <w:numId w:val="2"/>
-        </w:numPr>
-        <w:spacing w:after="70" w:line="290"/>
-      </w:pPr>
-      <w:r>
-        <w:rPr>
-          <w:sz w:val="20"/>
-          <w:szCs w:val="20"/>
-        </w:rPr>
-        <w:t xml:space="preserve">Boccia v. City of Portsmouth, 151 N.H. 85 (2004) — recognized the use/area variance distinction, since unified by RSA 674:33, I(b)(3)</w:t>
-      </w:r>
-    </w:p>
-    <w:p>
-      <w:pPr>
-        <w:pStyle w:val="ListParagraph"/>
-        <w:numPr>
-          <w:ilvl w:val="0"/>
-          <w:numId w:val="2"/>
-        </w:numPr>
-        <w:spacing w:after="70" w:line="290"/>
-      </w:pPr>
-      <w:r>
-        <w:rPr>
-          <w:sz w:val="20"/>
-          <w:szCs w:val="20"/>
-        </w:rPr>
-        <w:t xml:space="preserve">Bacon v. Town of Enfield (2004) — “cumulative effect,” referenced but not formally adopted by the NH Supreme Court</w:t>
-      </w:r>
-    </w:p>
-    <w:p>
-      <w:pPr>
         <w:shd w:fill="8B0000" w:val="clear"/>
-        <w:spacing w:after="100" w:before="260"/>
+        <w:spacing w:before="260" w:after="100"/>
       </w:pPr>
       <w:r>
         <w:rPr>
@@ -1859,98 +2071,149 @@
           <w:sz w:val="25"/>
           <w:szCs w:val="25"/>
         </w:rPr>
-        <w:t xml:space="preserve">  B. APPENDIX — MANCHESTER ORDINANCE &amp; REGULATION CITATIONS</w:t>
-      </w:r>
-    </w:p>
-    <w:p>
-      <w:pPr>
-        <w:pStyle w:val="ListParagraph"/>
-        <w:numPr>
-          <w:ilvl w:val="0"/>
-          <w:numId w:val="2"/>
-        </w:numPr>
-        <w:spacing w:after="70" w:line="290"/>
-      </w:pPr>
-      <w:r>
-        <w:rPr>
-          <w:sz w:val="20"/>
-          <w:szCs w:val="20"/>
-        </w:rPr>
-        <w:t xml:space="preserve">Zoning Ordinance §4.3-A.1.C, §5.3.1.E, §5.3.1.E.5.B/C, §8.1.2, §8.7.2.F.2 — the six sections currently sought at the September 10, 2026 hearing. (The original denial letter and August hearing notice cited three additional sections — §5.6.5.D, §8.1.4, §8.2.4-A — resolved by a subsequent plan revision and confirmed by Planning &amp; Community Development as no longer pursued.)</w:t>
-      </w:r>
-    </w:p>
-    <w:p>
-      <w:pPr>
-        <w:pStyle w:val="ListParagraph"/>
-        <w:numPr>
-          <w:ilvl w:val="0"/>
-          <w:numId w:val="2"/>
-        </w:numPr>
-        <w:spacing w:after="70" w:line="290"/>
-      </w:pPr>
-      <w:r>
-        <w:rPr>
-          <w:sz w:val="20"/>
-          <w:szCs w:val="20"/>
-        </w:rPr>
-        <w:t xml:space="preserve">Subdivision &amp; Site Plan Review Regs §4.3(A) — complete-application requirement; written waiver required to omit any checklist item</w:t>
-      </w:r>
-    </w:p>
-    <w:p>
-      <w:pPr>
-        <w:pStyle w:val="ListParagraph"/>
-        <w:numPr>
-          <w:ilvl w:val="0"/>
-          <w:numId w:val="2"/>
-        </w:numPr>
-        <w:spacing w:after="70" w:line="290"/>
-      </w:pPr>
-      <w:r>
-        <w:rPr>
-          <w:sz w:val="20"/>
-          <w:szCs w:val="20"/>
-        </w:rPr>
-        <w:t xml:space="preserve">§8.4(B) — Storm Drainage (site plan track, not §6.4 which governs subdivisions)</w:t>
-      </w:r>
-    </w:p>
-    <w:p>
-      <w:pPr>
-        <w:pStyle w:val="ListParagraph"/>
-        <w:numPr>
-          <w:ilvl w:val="0"/>
-          <w:numId w:val="2"/>
-        </w:numPr>
-        <w:spacing w:after="70" w:line="290"/>
-      </w:pPr>
-      <w:r>
-        <w:rPr>
-          <w:sz w:val="20"/>
-          <w:szCs w:val="20"/>
-        </w:rPr>
-        <w:t xml:space="preserve">§9.1(A)(1)–(3) — Traffic Impact Studies, tiered by project size</w:t>
-      </w:r>
-    </w:p>
-    <w:p>
-      <w:pPr>
-        <w:pStyle w:val="ListParagraph"/>
-        <w:numPr>
-          <w:ilvl w:val="0"/>
-          <w:numId w:val="2"/>
-        </w:numPr>
-        <w:spacing w:after="70" w:line="290"/>
-      </w:pPr>
-      <w:r>
-        <w:rPr>
-          <w:sz w:val="20"/>
-          <w:szCs w:val="20"/>
-        </w:rPr>
-        <w:t xml:space="preserve">§9.2 — Soil Studies</w:t>
+        <w:t xml:space="preserve">  B. APPENDIX — MANCHESTER LAND USE CODE CITATIONS</w:t>
+      </w:r>
+    </w:p>
+    <w:p>
+      <w:pPr>
+        <w:pStyle w:val="ListParagraph"/>
+        <w:numPr>
+          <w:ilvl w:val="0"/>
+          <w:numId w:val="2"/>
+        </w:numPr>
+        <w:spacing w:after="70" w:line="290"/>
+      </w:pPr>
+      <w:r>
+        <w:rPr>
+          <w:sz w:val="20"/>
+          <w:szCs w:val="20"/>
+        </w:rPr>
+        <w:t xml:space="preserve">Adopted by the Board of Mayor and Aldermen December 16, 2025; effective March 1, 2026 (App. p. 1). First comprehensive rewrite since 2001; process began 2021.</w:t>
+      </w:r>
+    </w:p>
+    <w:p>
+      <w:pPr>
+        <w:pStyle w:val="ListParagraph"/>
+        <w:numPr>
+          <w:ilvl w:val="0"/>
+          <w:numId w:val="2"/>
+        </w:numPr>
+        <w:spacing w:after="70" w:line="290"/>
+      </w:pPr>
+      <w:r>
+        <w:rPr>
+          <w:sz w:val="20"/>
+          <w:szCs w:val="20"/>
+        </w:rPr>
+        <w:t xml:space="preserve">§4.3-A.1.C and Table 4.3-A — principal uses by district; Multifamily Dwellings not permitted in R-1B (App. p. 2).</w:t>
+      </w:r>
+    </w:p>
+    <w:p>
+      <w:pPr>
+        <w:pStyle w:val="ListParagraph"/>
+        <w:numPr>
+          <w:ilvl w:val="0"/>
+          <w:numId w:val="2"/>
+        </w:numPr>
+        <w:spacing w:after="70" w:line="290"/>
+      </w:pPr>
+      <w:r>
+        <w:rPr>
+          <w:sz w:val="20"/>
+          <w:szCs w:val="20"/>
+        </w:rPr>
+        <w:t xml:space="preserve">§5.3.1.E and Table 5.3-A — principal building types by district; Townhouse not permitted in R-1B (App. p. 3).</w:t>
+      </w:r>
+    </w:p>
+    <w:p>
+      <w:pPr>
+        <w:pStyle w:val="ListParagraph"/>
+        <w:numPr>
+          <w:ilvl w:val="0"/>
+          <w:numId w:val="2"/>
+        </w:numPr>
+        <w:spacing w:after="70" w:line="290"/>
+      </w:pPr>
+      <w:r>
+        <w:rPr>
+          <w:sz w:val="20"/>
+          <w:szCs w:val="20"/>
+        </w:rPr>
+        <w:t xml:space="preserve">§5.3.1.E.5.B/C — maximum height, 2.5 stories / 35 ft (App. p. 3).</w:t>
+      </w:r>
+    </w:p>
+    <w:p>
+      <w:pPr>
+        <w:pStyle w:val="ListParagraph"/>
+        <w:numPr>
+          <w:ilvl w:val="0"/>
+          <w:numId w:val="2"/>
+        </w:numPr>
+        <w:spacing w:after="70" w:line="290"/>
+      </w:pPr>
+      <w:r>
+        <w:rPr>
+          <w:sz w:val="20"/>
+          <w:szCs w:val="20"/>
+        </w:rPr>
+        <w:t xml:space="preserve">§8.1.2 — planned-development lot area, 6,000 SF per unit (App. p. 3).</w:t>
+      </w:r>
+    </w:p>
+    <w:p>
+      <w:pPr>
+        <w:pStyle w:val="ListParagraph"/>
+        <w:numPr>
+          <w:ilvl w:val="0"/>
+          <w:numId w:val="2"/>
+        </w:numPr>
+        <w:spacing w:after="70" w:line="290"/>
+      </w:pPr>
+      <w:r>
+        <w:rPr>
+          <w:sz w:val="20"/>
+          <w:szCs w:val="20"/>
+        </w:rPr>
+        <w:t xml:space="preserve">§8.7 — Planned Developments; marked “Not Permitted within the District” (App. p. 6). §8.7.2.F.2 — parking location (App. p. 4).</w:t>
+      </w:r>
+    </w:p>
+    <w:p>
+      <w:pPr>
+        <w:pStyle w:val="ListParagraph"/>
+        <w:numPr>
+          <w:ilvl w:val="0"/>
+          <w:numId w:val="2"/>
+        </w:numPr>
+        <w:spacing w:after="70" w:line="290"/>
+      </w:pPr>
+      <w:r>
+        <w:rPr>
+          <w:sz w:val="20"/>
+          <w:szCs w:val="20"/>
+        </w:rPr>
+        <w:t xml:space="preserve">§8.4 Visibility at Intersections (“No Information”) and §8.5 Site Lighting (“Not Shown”) (App. p. 6).</w:t>
+      </w:r>
+    </w:p>
+    <w:p>
+      <w:pPr>
+        <w:pStyle w:val="ListParagraph"/>
+        <w:numPr>
+          <w:ilvl w:val="0"/>
+          <w:numId w:val="2"/>
+        </w:numPr>
+        <w:spacing w:after="70" w:line="290"/>
+      </w:pPr>
+      <w:r>
+        <w:rPr>
+          <w:sz w:val="20"/>
+          <w:szCs w:val="20"/>
+        </w:rPr>
+        <w:t xml:space="preserve">(The original denial letter and August hearing notice cited three additional sections — §5.6.5.D, §8.1.4, §8.2.4-A — resolved by a subsequent plan revision and confirmed by Planning &amp; Community Development as no longer pursued.)</w:t>
       </w:r>
     </w:p>
     <w:p>
       <w:pPr>
         <w:shd w:fill="8B0000" w:val="clear"/>
-        <w:spacing w:after="100" w:before="260"/>
+        <w:spacing w:before="260" w:after="100"/>
       </w:pPr>
       <w:r>
         <w:rPr>
@@ -1960,115 +2223,122 @@
           <w:sz w:val="25"/>
           <w:szCs w:val="25"/>
         </w:rPr>
-        <w:t xml:space="preserve">  C. APPENDIX — PROCEDURAL GAPS: MISSING FROM THE APPLICATION</w:t>
-      </w:r>
-    </w:p>
-    <w:p>
-      <w:pPr>
-        <w:pStyle w:val="ListParagraph"/>
-        <w:numPr>
-          <w:ilvl w:val="0"/>
-          <w:numId w:val="2"/>
-        </w:numPr>
-        <w:spacing w:after="70" w:line="290"/>
-      </w:pPr>
-      <w:r>
-        <w:rPr>
-          <w:sz w:val="20"/>
-          <w:szCs w:val="20"/>
-        </w:rPr>
-        <w:t xml:space="preserve">Traffic-impact letter or study (§9.1)</w:t>
-      </w:r>
-    </w:p>
-    <w:p>
-      <w:pPr>
-        <w:pStyle w:val="ListParagraph"/>
-        <w:numPr>
-          <w:ilvl w:val="0"/>
-          <w:numId w:val="2"/>
-        </w:numPr>
-        <w:spacing w:after="70" w:line="290"/>
-      </w:pPr>
-      <w:r>
-        <w:rPr>
-          <w:sz w:val="20"/>
-          <w:szCs w:val="20"/>
-        </w:rPr>
-        <w:t xml:space="preserve">Drainage plan demonstrating stormwater compliance (§8.4)</w:t>
-      </w:r>
-    </w:p>
-    <w:p>
-      <w:pPr>
-        <w:pStyle w:val="ListParagraph"/>
-        <w:numPr>
-          <w:ilvl w:val="0"/>
-          <w:numId w:val="2"/>
-        </w:numPr>
-        <w:spacing w:after="70" w:line="290"/>
-      </w:pPr>
-      <w:r>
-        <w:rPr>
-          <w:sz w:val="20"/>
-          <w:szCs w:val="20"/>
-        </w:rPr>
-        <w:t xml:space="preserve">Utilities Plan for sewer &amp; water impact (required site plan checklist item)</w:t>
-      </w:r>
-    </w:p>
-    <w:p>
-      <w:pPr>
-        <w:pStyle w:val="ListParagraph"/>
-        <w:numPr>
-          <w:ilvl w:val="0"/>
-          <w:numId w:val="2"/>
-        </w:numPr>
-        <w:spacing w:after="70" w:line="290"/>
-      </w:pPr>
-      <w:r>
-        <w:rPr>
-          <w:sz w:val="20"/>
-          <w:szCs w:val="20"/>
-        </w:rPr>
-        <w:t xml:space="preserve">Soil Study (§9.2)</w:t>
-      </w:r>
-    </w:p>
-    <w:p>
-      <w:pPr>
-        <w:pStyle w:val="ListParagraph"/>
-        <w:numPr>
-          <w:ilvl w:val="0"/>
-          <w:numId w:val="2"/>
-        </w:numPr>
-        <w:spacing w:after="70" w:line="290"/>
-      </w:pPr>
-      <w:r>
-        <w:rPr>
-          <w:sz w:val="20"/>
-          <w:szCs w:val="20"/>
-        </w:rPr>
-        <w:t xml:space="preserve">Market/appraisal analysis addressing surrounding property values</w:t>
-      </w:r>
-    </w:p>
-    <w:p>
-      <w:pPr>
-        <w:pStyle w:val="ListParagraph"/>
-        <w:numPr>
-          <w:ilvl w:val="0"/>
-          <w:numId w:val="2"/>
-        </w:numPr>
-        <w:spacing w:after="70" w:line="290"/>
-      </w:pPr>
-      <w:r>
-        <w:rPr>
-          <w:sz w:val="20"/>
-          <w:szCs w:val="20"/>
-        </w:rPr>
-        <w:t xml:space="preserve">NH Natural Heritage Bureau DataCheck — not required by ordinance, but a free, fast way to screen for state-listed species; the parcel is recorded as wooded</w:t>
+        <w:t xml:space="preserve">  C. APPENDIX — WHAT THE RECORD DOES NOT CONTAIN</w:t>
+      </w:r>
+    </w:p>
+    <w:p>
+      <w:pPr>
+        <w:spacing w:after="90" w:line="300"/>
+      </w:pPr>
+      <w:r>
+        <w:rPr>
+          <w:sz w:val="20"/>
+          <w:szCs w:val="20"/>
+        </w:rPr>
+        <w:t xml:space="preserve">The burden on every criterion is the applicant's. On the following points the application offers no evidence at all:</w:t>
+      </w:r>
+    </w:p>
+    <w:p>
+      <w:pPr>
+        <w:pStyle w:val="ListParagraph"/>
+        <w:numPr>
+          <w:ilvl w:val="0"/>
+          <w:numId w:val="2"/>
+        </w:numPr>
+        <w:spacing w:after="70" w:line="290"/>
+      </w:pPr>
+      <w:r>
+        <w:rPr>
+          <w:sz w:val="20"/>
+          <w:szCs w:val="20"/>
+        </w:rPr>
+        <w:t xml:space="preserve">Any traffic, trip-generation, or sight-distance analysis (criterion A); §8.4 intersection visibility is marked “No Information.”</w:t>
+      </w:r>
+    </w:p>
+    <w:p>
+      <w:pPr>
+        <w:pStyle w:val="ListParagraph"/>
+        <w:numPr>
+          <w:ilvl w:val="0"/>
+          <w:numId w:val="2"/>
+        </w:numPr>
+        <w:spacing w:after="70" w:line="290"/>
+      </w:pPr>
+      <w:r>
+        <w:rPr>
+          <w:sz w:val="20"/>
+          <w:szCs w:val="20"/>
+        </w:rPr>
+        <w:t xml:space="preserve">Any lighting plan (criterion A); §8.5 is marked “Not Shown.”</w:t>
+      </w:r>
+    </w:p>
+    <w:p>
+      <w:pPr>
+        <w:pStyle w:val="ListParagraph"/>
+        <w:numPr>
+          <w:ilvl w:val="0"/>
+          <w:numId w:val="2"/>
+        </w:numPr>
+        <w:spacing w:after="70" w:line="290"/>
+      </w:pPr>
+      <w:r>
+        <w:rPr>
+          <w:sz w:val="20"/>
+          <w:szCs w:val="20"/>
+        </w:rPr>
+        <w:t xml:space="preserve">Any appraisal, market study, or comparable-sales data on surrounding property values (criterion D).</w:t>
+      </w:r>
+    </w:p>
+    <w:p>
+      <w:pPr>
+        <w:pStyle w:val="ListParagraph"/>
+        <w:numPr>
+          <w:ilvl w:val="0"/>
+          <w:numId w:val="2"/>
+        </w:numPr>
+        <w:spacing w:after="70" w:line="290"/>
+      </w:pPr>
+      <w:r>
+        <w:rPr>
+          <w:sz w:val="20"/>
+          <w:szCs w:val="20"/>
+        </w:rPr>
+        <w:t xml:space="preserve">Any identified special condition of the land itself (criterion E).</w:t>
+      </w:r>
+    </w:p>
+    <w:p>
+      <w:pPr>
+        <w:pStyle w:val="ListParagraph"/>
+        <w:numPr>
+          <w:ilvl w:val="0"/>
+          <w:numId w:val="2"/>
+        </w:numPr>
+        <w:spacing w:after="70" w:line="290"/>
+      </w:pPr>
+      <w:r>
+        <w:rPr>
+          <w:sz w:val="20"/>
+          <w:szCs w:val="20"/>
+        </w:rPr>
+        <w:t xml:space="preserve">Any explanation of why the conforming five-lot plan the applicant drew is not a reasonable use (criterion E).</w:t>
+      </w:r>
+    </w:p>
+    <w:p>
+      <w:pPr>
+        <w:spacing w:after="90" w:line="300"/>
+      </w:pPr>
+      <w:r>
+        <w:rPr>
+          <w:sz w:val="20"/>
+          <w:szCs w:val="20"/>
+        </w:rPr>
+        <w:t xml:space="preserve">Some of the first two items would be examined at Planning Board site-plan review if a variance were granted. That is the point: the applicant asks this Board to find, now, that criteria (A) and (D) are satisfied on a record that contains nothing on them.</w:t>
       </w:r>
     </w:p>
     <w:p>
       <w:pPr>
         <w:shd w:fill="8B0000" w:val="clear"/>
-        <w:spacing w:after="100" w:before="260"/>
+        <w:spacing w:before="260" w:after="100"/>
       </w:pPr>
       <w:r>
         <w:rPr>
@@ -2090,7 +2360,7 @@
           <w:sz w:val="20"/>
           <w:szCs w:val="20"/>
         </w:rPr>
-        <w:t xml:space="preserve">For the reasons above, the record does not support findings that this application satisfies the unnecessary hardship, spirit of the ordinance, or substantial justice criteria of RSA 674:33, I(a)(2). The applicant's own submission (App. p. 15) establishes that a fully conforming, reasonable alternative use of this property exists. Under Olszak v. Town of New Hampton, 139 N.H. 723, 726 (1995), and Governor's Island Club v. Town of Gilford, 124 N.H. 126, 130 (1983), the applicant's preference for a more profitable use over that conforming alternative does not constitute unnecessary hardship as a matter of law. I respectfully request that the Board deny this application.</w:t>
+        <w:t xml:space="preserve">For the reasons above, the record does not support findings that this application satisfies the unnecessary hardship, spirit of the ordinance, substantial justice, or property-value criteria of RSA 674:33, I(a)(2). The applicant's own submission (App. p. 15) establishes that a fully conforming, reasonable use of this property exists; the applicant identifies no special condition of the land; and the City decided six months ago, through its new Land Use Code, that this parcel is one-family residential. Under Olszak v. Town of New Hampton, 139 N.H. 723, 726 (1995), and Governor's Island Club v. Town of Gilford, 124 N.H. 126, 130 (1983), the applicant's preference for a more profitable use over that conforming alternative does not constitute unnecessary hardship as a matter of law. I respectfully request that the Board deny this application.</w:t>
       </w:r>
     </w:p>
     <w:p>
@@ -2192,43 +2462,6 @@
 
 <file path=word/comments.xml><?xml version="1.0" encoding="utf-8"?>
 <w:comments xmlns:cx="http://schemas.microsoft.com/office/drawing/2014/chartex" xmlns:cx1="http://schemas.microsoft.com/office/drawing/2015/9/8/chartex" xmlns:cx2="http://schemas.microsoft.com/office/drawing/2015/10/21/chartex" xmlns:cx3="http://schemas.microsoft.com/office/drawing/2016/5/9/chartex" xmlns:cx4="http://schemas.microsoft.com/office/drawing/2016/5/10/chartex" xmlns:cx5="http://schemas.microsoft.com/office/drawing/2016/5/11/chartex" xmlns:cx6="http://schemas.microsoft.com/office/drawing/2016/5/12/chartex" xmlns:cx7="http://schemas.microsoft.com/office/drawing/2016/5/13/chartex" xmlns:cx8="http://schemas.microsoft.com/office/drawing/2016/5/14/chartex" xmlns:mc="http://schemas.openxmlformats.org/markup-compatibility/2006" xmlns:aink="http://schemas.microsoft.com/office/drawing/2016/ink" xmlns:am3d="http://schemas.microsoft.com/office/drawing/2017/model3d" xmlns:o="urn:schemas-microsoft-com:office:office" xmlns:r="http://schemas.openxmlformats.org/officeDocument/2006/relationships" xmlns:m="http://schemas.openxmlformats.org/officeDocument/2006/math" xmlns:v="urn:schemas-microsoft-com:vml" xmlns:wp14="http://schemas.microsoft.com/office/word/2010/wordprocessingDrawing" xmlns:wp="http://schemas.openxmlformats.org/drawingml/2006/wordprocessingDrawing" xmlns:w10="urn:schemas-microsoft-com:office:word" xmlns:w="http://schemas.openxmlformats.org/wordprocessingml/2006/main" xmlns:w14="http://schemas.microsoft.com/office/word/2010/wordml" xmlns:w15="http://schemas.microsoft.com/office/word/2012/wordml" xmlns:w16cex="http://schemas.microsoft.com/office/word/2018/wordml/cex" xmlns:w16cid="http://schemas.microsoft.com/office/word/2016/wordml/cid" xmlns:w16="http://schemas.microsoft.com/office/word/2018/wordml" xmlns:w16sdtdh="http://schemas.microsoft.com/office/word/2020/wordml/sdtdatahash" xmlns:w16se="http://schemas.microsoft.com/office/word/2015/wordml/symex" xmlns:wpg="http://schemas.microsoft.com/office/word/2010/wordprocessingGroup" xmlns:wpi="http://schemas.microsoft.com/office/word/2010/wordprocessingInk" xmlns:wne="http://schemas.microsoft.com/office/word/2006/wordml" xmlns:wps="http://schemas.microsoft.com/office/word/2010/wordprocessingShape"/>
-</file>
-
-<file path=word/endnotes.xml><?xml version="1.0" encoding="utf-8"?>
-<w:endnotes xmlns:wpc="http://schemas.microsoft.com/office/word/2010/wordprocessingCanvas" xmlns:mc="http://schemas.openxmlformats.org/markup-compatibility/2006" xmlns:o="urn:schemas-microsoft-com:office:office" xmlns:r="http://schemas.openxmlformats.org/officeDocument/2006/relationships" xmlns:m="http://schemas.openxmlformats.org/officeDocument/2006/math" xmlns:v="urn:schemas-microsoft-com:vml" xmlns:wp14="http://schemas.microsoft.com/office/word/2010/wordprocessingDrawing" xmlns:wp="http://schemas.openxmlformats.org/drawingml/2006/wordprocessingDrawing" xmlns:w10="urn:schemas-microsoft-com:office:word" xmlns:w="http://schemas.openxmlformats.org/wordprocessingml/2006/main" xmlns:w14="http://schemas.microsoft.com/office/word/2010/wordml" xmlns:w15="http://schemas.microsoft.com/office/word/2012/wordml" xmlns:wpg="http://schemas.microsoft.com/office/word/2010/wordprocessingGroup" xmlns:wpi="http://schemas.microsoft.com/office/word/2010/wordprocessingInk" xmlns:wne="http://schemas.microsoft.com/office/word/2006/wordml" xmlns:wps="http://schemas.microsoft.com/office/word/2010/wordprocessingShape" mc:Ignorable="w14 w15 wp14">
-  <w:endnote w:type="separator" w:id="-1">
-    <w:p>
-      <w:pPr>
-        <w:spacing w:after="0" w:line="240" w:lineRule="auto"/>
-      </w:pPr>
-      <w:r>
-        <w:rPr>
-          <w:rStyle w:val="EndnoteReference"/>
-        </w:rPr>
-        <w:endnoteRef/>
-      </w:r>
-      <w:r>
-        <w:separator/>
-      </w:r>
-    </w:p>
-  </w:endnote>
-  <w:endnote w:type="continuationSeparator" w:id="0">
-    <w:p>
-      <w:pPr>
-        <w:spacing w:after="0" w:line="240" w:lineRule="auto"/>
-      </w:pPr>
-      <w:r>
-        <w:rPr>
-          <w:rStyle w:val="EndnoteReference"/>
-        </w:rPr>
-        <w:endnoteRef/>
-      </w:r>
-      <w:r>
-        <w:continuationSeparator/>
-      </w:r>
-    </w:p>
-  </w:endnote>
-</w:endnotes>
 </file>
 
 <file path=word/footnotes.xml><?xml version="1.0" encoding="utf-8"?>
@@ -2498,8 +2731,8 @@
     <w:uiPriority w:val="99"/>
     <w:unhideWhenUsed/>
     <w:rPr>
+      <w:u w:val="single"/>
       <w:color w:val="0563C1"/>
-      <w:u w:val="single"/>
     </w:rPr>
   </w:style>
   <w:style w:type="character" w:styleId="FootnoteReference">
@@ -2539,42 +2772,5 @@
       <w:szCs w:val="20"/>
     </w:rPr>
   </w:style>
-  <w:style w:type="character" w:styleId="EndnoteReference">
-    <w:name w:val="endnote reference"/>
-    <w:basedOn w:val="DefaultParagraphFont"/>
-    <w:uiPriority w:val="99"/>
-    <w:semiHidden/>
-    <w:unhideWhenUsed/>
-    <w:rPr>
-      <w:vertAlign w:val="superscript"/>
-    </w:rPr>
-  </w:style>
-  <w:style w:type="paragraph" w:styleId="EndnoteText">
-    <w:name w:val="endnote text"/>
-    <w:basedOn w:val="Normal"/>
-    <w:link w:val="EndnoteTextChar"/>
-    <w:uiPriority w:val="99"/>
-    <w:semiHidden/>
-    <w:unhideWhenUsed/>
-    <w:pPr>
-      <w:spacing w:after="0" w:line="240" w:lineRule="auto"/>
-    </w:pPr>
-    <w:rPr>
-      <w:sz w:val="20"/>
-      <w:szCs w:val="20"/>
-    </w:rPr>
-  </w:style>
-  <w:style w:type="character" w:styleId="EndnoteTextChar">
-    <w:name w:val="Endnote Text Char"/>
-    <w:basedOn w:val="DefaultParagraphFont"/>
-    <w:link w:val="EndnoteText"/>
-    <w:uiPriority w:val="99"/>
-    <w:semiHidden/>
-    <w:unhideWhenUsed/>
-    <w:rPr>
-      <w:sz w:val="20"/>
-      <w:szCs w:val="20"/>
-    </w:rPr>
-  </w:style>
 </w:styles>
 </file>
--- a/documents/Titus_Ave_Board_Memo.docx
+++ b/documents/Titus_Ave_Board_Memo.docx
@@ -1004,23 +1004,6 @@
           <w:szCs w:val="20"/>
         </w:rPr>
         <w:t xml:space="preserve">The only valuation data in the record is the City's assessment card (App. p. 7): the parcel is assessed as vacant residential buildable land, and it sold in July 2024 for $150,000. The applicant's own by-right plan divides it into five building lots (App. p. 15). Nothing in the record suggests the conforming use is uneconomic; the open question under this criterion is the neighbors' values, and on that the record is silent.</w:t>
-      </w:r>
-    </w:p>
-    <w:p>
-      <w:pPr>
-        <w:pStyle w:val="ListParagraph"/>
-        <w:numPr>
-          <w:ilvl w:val="0"/>
-          <w:numId w:val="2"/>
-        </w:numPr>
-        <w:spacing w:after="70" w:line="290"/>
-      </w:pPr>
-      <w:r>
-        <w:rPr>
-          <w:sz w:val="20"/>
-          <w:szCs w:val="20"/>
-        </w:rPr>
-        <w:t xml:space="preserve">The Board is entitled to weigh testimony from nearby owners about the effect on their own properties. Several will speak at the hearing. The applicant has offered nothing to weigh against them.</w:t>
       </w:r>
     </w:p>
     <w:p>
